--- a/submission/YashrajSakunde_230953172_FGAI_Assignment2.docx
+++ b/submission/YashrajSakunde_230953172_FGAI_Assignment2.docx
@@ -12,7 +12,7 @@
           <w:color w:val="182B49"/>
           <w:sz w:val="44"/>
         </w:rPr>
-        <w:t>FGAI IA 2 — Submission Document</w:t>
+        <w:t>FGAI IA 2: Submission Document</w:t>
       </w:r>
     </w:p>
     <w:p>
